--- a/examples/本地验收报告/综合部督办报告.docx
+++ b/examples/本地验收报告/综合部督办报告.docx
@@ -12,7 +12,12 @@
     </w:p>
     <w:p>
       <w:r>
-        <w:t>生成时间：2026-10-17T15:08:09+08:00</w:t>
+        <w:t>生成时间：2026-10-17T15:27:05+08:00</w:t>
+      </w:r>
+    </w:p>
+    <w:p>
+      <w:r>
+        <w:t>研判来源提示：包含模拟或未经真实宿主调用核验的结构化研判结果，不代表已验证真实大模型分析。</w:t>
       </w:r>
     </w:p>
     <w:p>
@@ -25,7 +30,7 @@
     </w:p>
     <w:p>
       <w:r>
-        <w:t>当前共有任务4项，已完成1项，在办2项，已取消1项。完成率33.33%，按期完成率100.00%。当前逾期0项，高风险0项，受阻0项。</w:t>
+        <w:t>当前共有任务1项，已完成0项，在办1项，已取消0项。完成率0.00%，按期完成率无可计算数据。当前逾期0项，高风险0项，受阻0项。</w:t>
       </w:r>
     </w:p>
     <w:p>
@@ -74,22 +79,7 @@
     </w:p>
     <w:p>
       <w:r>
-        <w:t>【未开始】测试并发事项0（责任人：待配置；原截止日期：2026-11-16）：尚无进展反馈。</w:t>
-      </w:r>
-    </w:p>
-    <w:p>
-      <w:r>
-        <w:t>【未开始】测试并发事项1（责任人：待配置；原截止日期：2026-11-16）：尚无进展反馈。</w:t>
-      </w:r>
-    </w:p>
-    <w:p>
-      <w:r>
-        <w:t>【已完成】测试流程材料（责任人：待配置；原截止日期：2026-10-18）：材料已归档。</w:t>
-      </w:r>
-    </w:p>
-    <w:p>
-      <w:r>
-        <w:t>【已取消】测试取消事项（责任人：待配置；原截止日期：2026-10-18）：已取消。</w:t>
+        <w:t>【未开始】测试原生综合部交付（责任人：待配置；原截止日期：2026-10-20）：测试初始进展。</w:t>
       </w:r>
     </w:p>
     <w:p>
@@ -115,12 +105,7 @@
     </w:p>
     <w:p>
       <w:r>
-        <w:t>测试并发事项0：协调事项：尚未有效研判；整改建议：尚未有效研判；下阶段重点：核实最新进展与实际阻塞事项。</w:t>
-      </w:r>
-    </w:p>
-    <w:p>
-      <w:r>
-        <w:t>测试并发事项1：协调事项：尚未有效研判；整改建议：尚未有效研判；下阶段重点：核实最新进展与实际阻塞事项。</w:t>
+        <w:t>测试原生综合部交付：协调事项：尚未有效研判；整改建议：脚本化模拟建议：确认交付安排；下阶段重点：脚本化模拟：下次反馈。</w:t>
       </w:r>
     </w:p>
     <w:p>
@@ -128,7 +113,38 @@
         <w:pStyle w:val="Heading1"/>
       </w:pPr>
       <w:r>
-        <w:t>五、协办及统计明细</w:t>
+        <w:t>五、MobileWork智能复盘</w:t>
+      </w:r>
+    </w:p>
+    <w:p>
+      <w:r>
+        <w:t>以下为模拟或未经宿主实际调用核验的复盘内容，不能作为真实模型验收证据。</w:t>
+      </w:r>
+    </w:p>
+    <w:p>
+      <w:pPr>
+        <w:pStyle w:val="Heading2"/>
+      </w:pPr>
+      <w:r>
+        <w:t>主要进展</w:t>
+      </w:r>
+    </w:p>
+    <w:p>
+      <w:r>
+        <w:t>脚本化模拟复盘：测试原生综合部交付；测试初始进展</w:t>
+      </w:r>
+    </w:p>
+    <w:p>
+      <w:r>
+        <w:t>依据：测试初始进展</w:t>
+      </w:r>
+    </w:p>
+    <w:p>
+      <w:pPr>
+        <w:pStyle w:val="Heading1"/>
+      </w:pPr>
+      <w:r>
+        <w:t>六、协办及统计明细</w:t>
       </w:r>
     </w:p>
     <w:p>
